--- a/lessons/6-5/downloads/reveal/teacher/6.5-exit-tickets.docx
+++ b/lessons/6-5/downloads/reveal/teacher/6.5-exit-tickets.docx
@@ -4,6 +4,7 @@
   <w:body>
     <w:p>
       <w:pPr>
+        <w:pStyle w:val="Heading1"/>
         <w:tabs>
           <w:tab w:val="left" w:pos="5200"/>
           <w:tab w:val="right" w:leader="underscore" w:pos="9504"/>
@@ -34,7 +35,7 @@
         <w:rPr>
           <w:rFonts w:ascii="Avenir Next" w:hAnsi="Avenir Next" w:cs="Avenir Next" w:eastAsia="Avenir Next"/>
           <w:color w:val="1A1A1A"/>
-          <w:sz w:val="18"/>
+          <w:sz w:val="22"/>
           <w:szCs w:val="18"/>
         </w:rPr>
         <w:t xml:space="preserve">Name</w:t>
@@ -119,25 +120,25 @@
                 <w:rFonts w:ascii="Avenir Next" w:hAnsi="Avenir Next" w:cs="Avenir Next" w:eastAsia="Avenir Next"/>
                 <w:b/>
                 <w:color w:val="1A1A1A"/>
+                <w:sz w:val="22"/>
+                <w:szCs w:val="20"/>
+              </w:rPr>
+              <w:t xml:space="preserve">1.</w:t>
+            </w:r>
+            <w:r>
+              <w:rPr>
+                <w:rFonts w:ascii="Avenir Next" w:hAnsi="Avenir Next" w:cs="Avenir Next" w:eastAsia="Avenir Next"/>
+                <w:color w:val="1A1A1A"/>
                 <w:sz w:val="20"/>
                 <w:szCs w:val="20"/>
               </w:rPr>
-              <w:t xml:space="preserve">1.</w:t>
-            </w:r>
-            <w:r>
-              <w:rPr>
-                <w:rFonts w:ascii="Avenir Next" w:hAnsi="Avenir Next" w:cs="Avenir Next" w:eastAsia="Avenir Next"/>
-                <w:color w:val="1A1A1A"/>
-                <w:sz w:val="20"/>
-                <w:szCs w:val="20"/>
-              </w:rPr>
               <w:tab/>
             </w:r>
             <w:r>
               <w:rPr>
                 <w:rFonts w:ascii="Avenir Next" w:hAnsi="Avenir Next" w:cs="Avenir Next" w:eastAsia="Avenir Next"/>
                 <w:color w:val="1A1A1A"/>
-                <w:sz w:val="20"/>
+                <w:sz w:val="22"/>
                 <w:szCs w:val="20"/>
               </w:rPr>
               <w:t xml:space="preserve">Write an algebraic expression.</w:t>
@@ -192,25 +193,25 @@
                       <w:rFonts w:ascii="Avenir Next" w:hAnsi="Avenir Next" w:cs="Avenir Next" w:eastAsia="Avenir Next"/>
                       <w:b/>
                       <w:color w:val="003A70"/>
+                      <w:sz w:val="22"/>
+                      <w:szCs w:val="20"/>
+                    </w:rPr>
+                    <w:t xml:space="preserve">a.</w:t>
+                  </w:r>
+                  <w:r>
+                    <w:rPr>
+                      <w:rFonts w:ascii="Avenir Next" w:hAnsi="Avenir Next" w:cs="Avenir Next" w:eastAsia="Avenir Next"/>
+                      <w:color w:val="1A1A1A"/>
                       <w:sz w:val="20"/>
                       <w:szCs w:val="20"/>
                     </w:rPr>
-                    <w:t xml:space="preserve">a.</w:t>
-                  </w:r>
-                  <w:r>
-                    <w:rPr>
-                      <w:rFonts w:ascii="Avenir Next" w:hAnsi="Avenir Next" w:cs="Avenir Next" w:eastAsia="Avenir Next"/>
-                      <w:color w:val="1A1A1A"/>
-                      <w:sz w:val="20"/>
-                      <w:szCs w:val="20"/>
-                    </w:rPr>
                     <w:tab/>
                   </w:r>
                   <w:r>
                     <w:rPr>
                       <w:rFonts w:ascii="Avenir Next" w:hAnsi="Avenir Next" w:cs="Avenir Next" w:eastAsia="Avenir Next"/>
                       <w:color w:val="1A1A1A"/>
-                      <w:sz w:val="20"/>
+                      <w:sz w:val="22"/>
                       <w:szCs w:val="20"/>
                     </w:rPr>
                     <w:t xml:space="preserve">9 less than </w:t>
@@ -220,7 +221,7 @@
                       <w:rFonts w:ascii="Avenir Next" w:hAnsi="Avenir Next" w:cs="Avenir Next" w:eastAsia="Avenir Next"/>
                       <w:i/>
                       <w:color w:val="1A1A1A"/>
-                      <w:sz w:val="20"/>
+                      <w:sz w:val="22"/>
                       <w:szCs w:val="20"/>
                     </w:rPr>
                     <w:t xml:space="preserve">y</w:t>
@@ -264,25 +265,25 @@
                       <w:rFonts w:ascii="Avenir Next" w:hAnsi="Avenir Next" w:cs="Avenir Next" w:eastAsia="Avenir Next"/>
                       <w:b/>
                       <w:color w:val="003A70"/>
+                      <w:sz w:val="22"/>
+                      <w:szCs w:val="20"/>
+                    </w:rPr>
+                    <w:t xml:space="preserve">b.</w:t>
+                  </w:r>
+                  <w:r>
+                    <w:rPr>
+                      <w:rFonts w:ascii="Avenir Next" w:hAnsi="Avenir Next" w:cs="Avenir Next" w:eastAsia="Avenir Next"/>
+                      <w:color w:val="1A1A1A"/>
                       <w:sz w:val="20"/>
                       <w:szCs w:val="20"/>
                     </w:rPr>
-                    <w:t xml:space="preserve">b.</w:t>
-                  </w:r>
-                  <w:r>
-                    <w:rPr>
-                      <w:rFonts w:ascii="Avenir Next" w:hAnsi="Avenir Next" w:cs="Avenir Next" w:eastAsia="Avenir Next"/>
-                      <w:color w:val="1A1A1A"/>
-                      <w:sz w:val="20"/>
-                      <w:szCs w:val="20"/>
-                    </w:rPr>
                     <w:tab/>
                   </w:r>
                   <w:r>
                     <w:rPr>
                       <w:rFonts w:ascii="Avenir Next" w:hAnsi="Avenir Next" w:cs="Avenir Next" w:eastAsia="Avenir Next"/>
                       <w:color w:val="1A1A1A"/>
-                      <w:sz w:val="20"/>
+                      <w:sz w:val="22"/>
                       <w:szCs w:val="20"/>
                     </w:rPr>
                     <w:t xml:space="preserve">the product of 7 and </w:t>
@@ -292,7 +293,7 @@
                       <w:rFonts w:ascii="Avenir Next" w:hAnsi="Avenir Next" w:cs="Avenir Next" w:eastAsia="Avenir Next"/>
                       <w:i/>
                       <w:color w:val="1A1A1A"/>
-                      <w:sz w:val="20"/>
+                      <w:sz w:val="22"/>
                       <w:szCs w:val="20"/>
                     </w:rPr>
                     <w:t xml:space="preserve">n</w:t>
@@ -385,25 +386,25 @@
                 <w:rFonts w:ascii="Avenir Next" w:hAnsi="Avenir Next" w:cs="Avenir Next" w:eastAsia="Avenir Next"/>
                 <w:b/>
                 <w:color w:val="1A1A1A"/>
+                <w:sz w:val="22"/>
+                <w:szCs w:val="20"/>
+              </w:rPr>
+              <w:t xml:space="preserve">2.</w:t>
+            </w:r>
+            <w:r>
+              <w:rPr>
+                <w:rFonts w:ascii="Avenir Next" w:hAnsi="Avenir Next" w:cs="Avenir Next" w:eastAsia="Avenir Next"/>
+                <w:color w:val="1A1A1A"/>
                 <w:sz w:val="20"/>
                 <w:szCs w:val="20"/>
               </w:rPr>
-              <w:t xml:space="preserve">2.</w:t>
-            </w:r>
-            <w:r>
-              <w:rPr>
-                <w:rFonts w:ascii="Avenir Next" w:hAnsi="Avenir Next" w:cs="Avenir Next" w:eastAsia="Avenir Next"/>
-                <w:color w:val="1A1A1A"/>
-                <w:sz w:val="20"/>
-                <w:szCs w:val="20"/>
-              </w:rPr>
               <w:tab/>
             </w:r>
             <w:r>
               <w:rPr>
                 <w:rFonts w:ascii="Avenir Next" w:hAnsi="Avenir Next" w:cs="Avenir Next" w:eastAsia="Avenir Next"/>
                 <w:color w:val="1A1A1A"/>
-                <w:sz w:val="20"/>
+                <w:sz w:val="22"/>
                 <w:szCs w:val="20"/>
               </w:rPr>
               <w:t xml:space="preserve">A gym charges $15 each month plus one $20 fee. Write an expression for the cost of </w:t>
@@ -413,7 +414,7 @@
                 <w:rFonts w:ascii="Avenir Next" w:hAnsi="Avenir Next" w:cs="Avenir Next" w:eastAsia="Avenir Next"/>
                 <w:i/>
                 <w:color w:val="1A1A1A"/>
-                <w:sz w:val="20"/>
+                <w:sz w:val="22"/>
                 <w:szCs w:val="20"/>
               </w:rPr>
               <w:t xml:space="preserve">m</w:t>
@@ -422,7 +423,7 @@
               <w:rPr>
                 <w:rFonts w:ascii="Avenir Next" w:hAnsi="Avenir Next" w:cs="Avenir Next" w:eastAsia="Avenir Next"/>
                 <w:color w:val="1A1A1A"/>
-                <w:sz w:val="20"/>
+                <w:sz w:val="22"/>
                 <w:szCs w:val="20"/>
               </w:rPr>
               <w:t xml:space="preserve"> months.</w:t>
@@ -499,7 +500,7 @@
                 <w:rFonts w:ascii="Avenir Next" w:hAnsi="Avenir Next" w:cs="Avenir Next" w:eastAsia="Avenir Next"/>
                 <w:b/>
                 <w:color w:val="1A1A1A"/>
-                <w:sz w:val="18"/>
+                <w:sz w:val="22"/>
                 <w:szCs w:val="18"/>
               </w:rPr>
               <w:t xml:space="preserve">Expression</w:t>
@@ -574,25 +575,25 @@
                 <w:rFonts w:ascii="Avenir Next" w:hAnsi="Avenir Next" w:cs="Avenir Next" w:eastAsia="Avenir Next"/>
                 <w:b/>
                 <w:color w:val="1A1A1A"/>
+                <w:sz w:val="22"/>
+                <w:szCs w:val="20"/>
+              </w:rPr>
+              <w:t xml:space="preserve">3.</w:t>
+            </w:r>
+            <w:r>
+              <w:rPr>
+                <w:rFonts w:ascii="Avenir Next" w:hAnsi="Avenir Next" w:cs="Avenir Next" w:eastAsia="Avenir Next"/>
+                <w:color w:val="1A1A1A"/>
                 <w:sz w:val="20"/>
                 <w:szCs w:val="20"/>
               </w:rPr>
-              <w:t xml:space="preserve">3.</w:t>
-            </w:r>
-            <w:r>
-              <w:rPr>
-                <w:rFonts w:ascii="Avenir Next" w:hAnsi="Avenir Next" w:cs="Avenir Next" w:eastAsia="Avenir Next"/>
-                <w:color w:val="1A1A1A"/>
-                <w:sz w:val="20"/>
-                <w:szCs w:val="20"/>
-              </w:rPr>
               <w:tab/>
             </w:r>
             <w:r>
               <w:rPr>
                 <w:rFonts w:ascii="Avenir Next" w:hAnsi="Avenir Next" w:cs="Avenir Next" w:eastAsia="Avenir Next"/>
                 <w:color w:val="1A1A1A"/>
-                <w:sz w:val="20"/>
+                <w:sz w:val="22"/>
                 <w:szCs w:val="20"/>
               </w:rPr>
               <w:t xml:space="preserve">In 8</w:t>
@@ -602,7 +603,7 @@
                 <w:rFonts w:ascii="Avenir Next" w:hAnsi="Avenir Next" w:cs="Avenir Next" w:eastAsia="Avenir Next"/>
                 <w:i/>
                 <w:color w:val="1A1A1A"/>
-                <w:sz w:val="20"/>
+                <w:sz w:val="22"/>
                 <w:szCs w:val="20"/>
               </w:rPr>
               <w:t xml:space="preserve">k</w:t>
@@ -611,7 +612,7 @@
               <w:rPr>
                 <w:rFonts w:ascii="Avenir Next" w:hAnsi="Avenir Next" w:cs="Avenir Next" w:eastAsia="Avenir Next"/>
                 <w:color w:val="1A1A1A"/>
-                <w:sz w:val="20"/>
+                <w:sz w:val="22"/>
                 <w:szCs w:val="20"/>
               </w:rPr>
               <w:t xml:space="preserve"> + 3, the coefficient is —</w:t>
@@ -667,25 +668,25 @@
                       <w:rFonts w:ascii="Avenir Next" w:hAnsi="Avenir Next" w:cs="Avenir Next" w:eastAsia="Avenir Next"/>
                       <w:b/>
                       <w:color w:val="003A70"/>
+                      <w:sz w:val="22"/>
+                      <w:szCs w:val="19"/>
+                    </w:rPr>
+                    <w:t xml:space="preserve">A</w:t>
+                  </w:r>
+                  <w:r>
+                    <w:rPr>
+                      <w:rFonts w:ascii="Avenir Next" w:hAnsi="Avenir Next" w:cs="Avenir Next" w:eastAsia="Avenir Next"/>
+                      <w:color w:val="1A1A1A"/>
                       <w:sz w:val="19"/>
                       <w:szCs w:val="19"/>
                     </w:rPr>
-                    <w:t xml:space="preserve">A</w:t>
-                  </w:r>
-                  <w:r>
-                    <w:rPr>
-                      <w:rFonts w:ascii="Avenir Next" w:hAnsi="Avenir Next" w:cs="Avenir Next" w:eastAsia="Avenir Next"/>
-                      <w:color w:val="1A1A1A"/>
-                      <w:sz w:val="19"/>
-                      <w:szCs w:val="19"/>
-                    </w:rPr>
                     <w:tab/>
                   </w:r>
                   <w:r>
                     <w:rPr>
                       <w:rFonts w:ascii="Avenir Next" w:hAnsi="Avenir Next" w:cs="Avenir Next" w:eastAsia="Avenir Next"/>
                       <w:color w:val="1A1A1A"/>
-                      <w:sz w:val="19"/>
+                      <w:sz w:val="22"/>
                       <w:szCs w:val="19"/>
                     </w:rPr>
                     <w:t xml:space="preserve">8</w:t>
@@ -710,18 +711,18 @@
                       <w:rFonts w:ascii="Avenir Next" w:hAnsi="Avenir Next" w:cs="Avenir Next" w:eastAsia="Avenir Next"/>
                       <w:b/>
                       <w:color w:val="003A70"/>
+                      <w:sz w:val="22"/>
+                      <w:szCs w:val="19"/>
+                    </w:rPr>
+                    <w:t xml:space="preserve">B</w:t>
+                  </w:r>
+                  <w:r>
+                    <w:rPr>
+                      <w:rFonts w:ascii="Avenir Next" w:hAnsi="Avenir Next" w:cs="Avenir Next" w:eastAsia="Avenir Next"/>
+                      <w:color w:val="1A1A1A"/>
                       <w:sz w:val="19"/>
                       <w:szCs w:val="19"/>
                     </w:rPr>
-                    <w:t xml:space="preserve">B</w:t>
-                  </w:r>
-                  <w:r>
-                    <w:rPr>
-                      <w:rFonts w:ascii="Avenir Next" w:hAnsi="Avenir Next" w:cs="Avenir Next" w:eastAsia="Avenir Next"/>
-                      <w:color w:val="1A1A1A"/>
-                      <w:sz w:val="19"/>
-                      <w:szCs w:val="19"/>
-                    </w:rPr>
                     <w:tab/>
                   </w:r>
                   <w:r>
@@ -729,7 +730,7 @@
                       <w:rFonts w:ascii="Avenir Next" w:hAnsi="Avenir Next" w:cs="Avenir Next" w:eastAsia="Avenir Next"/>
                       <w:i/>
                       <w:color w:val="1A1A1A"/>
-                      <w:sz w:val="19"/>
+                      <w:sz w:val="22"/>
                       <w:szCs w:val="19"/>
                     </w:rPr>
                     <w:t xml:space="preserve">k</w:t>
@@ -754,25 +755,25 @@
                       <w:rFonts w:ascii="Avenir Next" w:hAnsi="Avenir Next" w:cs="Avenir Next" w:eastAsia="Avenir Next"/>
                       <w:b/>
                       <w:color w:val="003A70"/>
+                      <w:sz w:val="22"/>
+                      <w:szCs w:val="19"/>
+                    </w:rPr>
+                    <w:t xml:space="preserve">C</w:t>
+                  </w:r>
+                  <w:r>
+                    <w:rPr>
+                      <w:rFonts w:ascii="Avenir Next" w:hAnsi="Avenir Next" w:cs="Avenir Next" w:eastAsia="Avenir Next"/>
+                      <w:color w:val="1A1A1A"/>
                       <w:sz w:val="19"/>
                       <w:szCs w:val="19"/>
                     </w:rPr>
-                    <w:t xml:space="preserve">C</w:t>
-                  </w:r>
-                  <w:r>
-                    <w:rPr>
-                      <w:rFonts w:ascii="Avenir Next" w:hAnsi="Avenir Next" w:cs="Avenir Next" w:eastAsia="Avenir Next"/>
-                      <w:color w:val="1A1A1A"/>
-                      <w:sz w:val="19"/>
-                      <w:szCs w:val="19"/>
-                    </w:rPr>
                     <w:tab/>
                   </w:r>
                   <w:r>
                     <w:rPr>
                       <w:rFonts w:ascii="Avenir Next" w:hAnsi="Avenir Next" w:cs="Avenir Next" w:eastAsia="Avenir Next"/>
                       <w:color w:val="1A1A1A"/>
-                      <w:sz w:val="19"/>
+                      <w:sz w:val="22"/>
                       <w:szCs w:val="19"/>
                     </w:rPr>
                     <w:t xml:space="preserve">3</w:t>
@@ -797,25 +798,25 @@
                       <w:rFonts w:ascii="Avenir Next" w:hAnsi="Avenir Next" w:cs="Avenir Next" w:eastAsia="Avenir Next"/>
                       <w:b/>
                       <w:color w:val="003A70"/>
+                      <w:sz w:val="22"/>
+                      <w:szCs w:val="19"/>
+                    </w:rPr>
+                    <w:t xml:space="preserve">D</w:t>
+                  </w:r>
+                  <w:r>
+                    <w:rPr>
+                      <w:rFonts w:ascii="Avenir Next" w:hAnsi="Avenir Next" w:cs="Avenir Next" w:eastAsia="Avenir Next"/>
+                      <w:color w:val="1A1A1A"/>
                       <w:sz w:val="19"/>
                       <w:szCs w:val="19"/>
                     </w:rPr>
-                    <w:t xml:space="preserve">D</w:t>
-                  </w:r>
-                  <w:r>
-                    <w:rPr>
-                      <w:rFonts w:ascii="Avenir Next" w:hAnsi="Avenir Next" w:cs="Avenir Next" w:eastAsia="Avenir Next"/>
-                      <w:color w:val="1A1A1A"/>
-                      <w:sz w:val="19"/>
-                      <w:szCs w:val="19"/>
-                    </w:rPr>
                     <w:tab/>
                   </w:r>
                   <w:r>
                     <w:rPr>
                       <w:rFonts w:ascii="Avenir Next" w:hAnsi="Avenir Next" w:cs="Avenir Next" w:eastAsia="Avenir Next"/>
                       <w:color w:val="1A1A1A"/>
-                      <w:sz w:val="19"/>
+                      <w:sz w:val="22"/>
                       <w:szCs w:val="19"/>
                     </w:rPr>
                     <w:t xml:space="preserve">11</w:t>
@@ -865,7 +866,7 @@
         <w:rPr>
           <w:rFonts w:ascii="Avenir Next" w:hAnsi="Avenir Next" w:cs="Avenir Next" w:eastAsia="Avenir Next"/>
           <w:color w:val="1A1A1A"/>
-          <w:sz w:val="17"/>
+          <w:sz w:val="22"/>
           <w:szCs w:val="17"/>
         </w:rPr>
         <w:t xml:space="preserve">  I got it</w:t>
@@ -883,7 +884,7 @@
         <w:rPr>
           <w:rFonts w:ascii="Avenir Next" w:hAnsi="Avenir Next" w:cs="Avenir Next" w:eastAsia="Avenir Next"/>
           <w:color w:val="1A1A1A"/>
-          <w:sz w:val="17"/>
+          <w:sz w:val="22"/>
           <w:szCs w:val="17"/>
         </w:rPr>
         <w:t xml:space="preserve">  Almost</w:t>
@@ -901,7 +902,7 @@
         <w:rPr>
           <w:rFonts w:ascii="Avenir Next" w:hAnsi="Avenir Next" w:cs="Avenir Next" w:eastAsia="Avenir Next"/>
           <w:color w:val="1A1A1A"/>
-          <w:sz w:val="17"/>
+          <w:sz w:val="22"/>
           <w:szCs w:val="17"/>
         </w:rPr>
         <w:t xml:space="preserve">  I need help</w:t>
@@ -958,7 +959,7 @@
         <w:rPr>
           <w:rFonts w:ascii="Avenir Next" w:hAnsi="Avenir Next" w:cs="Avenir Next" w:eastAsia="Avenir Next"/>
           <w:color w:val="1A1A1A"/>
-          <w:sz w:val="18"/>
+          <w:sz w:val="22"/>
           <w:szCs w:val="18"/>
         </w:rPr>
         <w:t xml:space="preserve">Name</w:t>
@@ -1043,25 +1044,25 @@
                 <w:rFonts w:ascii="Avenir Next" w:hAnsi="Avenir Next" w:cs="Avenir Next" w:eastAsia="Avenir Next"/>
                 <w:b/>
                 <w:color w:val="1A1A1A"/>
+                <w:sz w:val="22"/>
+                <w:szCs w:val="20"/>
+              </w:rPr>
+              <w:t xml:space="preserve">1.</w:t>
+            </w:r>
+            <w:r>
+              <w:rPr>
+                <w:rFonts w:ascii="Avenir Next" w:hAnsi="Avenir Next" w:cs="Avenir Next" w:eastAsia="Avenir Next"/>
+                <w:color w:val="1A1A1A"/>
                 <w:sz w:val="20"/>
                 <w:szCs w:val="20"/>
               </w:rPr>
-              <w:t xml:space="preserve">1.</w:t>
-            </w:r>
-            <w:r>
-              <w:rPr>
-                <w:rFonts w:ascii="Avenir Next" w:hAnsi="Avenir Next" w:cs="Avenir Next" w:eastAsia="Avenir Next"/>
-                <w:color w:val="1A1A1A"/>
-                <w:sz w:val="20"/>
-                <w:szCs w:val="20"/>
-              </w:rPr>
               <w:tab/>
             </w:r>
             <w:r>
               <w:rPr>
                 <w:rFonts w:ascii="Avenir Next" w:hAnsi="Avenir Next" w:cs="Avenir Next" w:eastAsia="Avenir Next"/>
                 <w:color w:val="1A1A1A"/>
-                <w:sz w:val="20"/>
+                <w:sz w:val="22"/>
                 <w:szCs w:val="20"/>
               </w:rPr>
               <w:t xml:space="preserve">Write an algebraic expression.</w:t>
@@ -1116,25 +1117,25 @@
                       <w:rFonts w:ascii="Avenir Next" w:hAnsi="Avenir Next" w:cs="Avenir Next" w:eastAsia="Avenir Next"/>
                       <w:b/>
                       <w:color w:val="003A70"/>
+                      <w:sz w:val="22"/>
+                      <w:szCs w:val="20"/>
+                    </w:rPr>
+                    <w:t xml:space="preserve">a.</w:t>
+                  </w:r>
+                  <w:r>
+                    <w:rPr>
+                      <w:rFonts w:ascii="Avenir Next" w:hAnsi="Avenir Next" w:cs="Avenir Next" w:eastAsia="Avenir Next"/>
+                      <w:color w:val="1A1A1A"/>
                       <w:sz w:val="20"/>
                       <w:szCs w:val="20"/>
                     </w:rPr>
-                    <w:t xml:space="preserve">a.</w:t>
-                  </w:r>
-                  <w:r>
-                    <w:rPr>
-                      <w:rFonts w:ascii="Avenir Next" w:hAnsi="Avenir Next" w:cs="Avenir Next" w:eastAsia="Avenir Next"/>
-                      <w:color w:val="1A1A1A"/>
-                      <w:sz w:val="20"/>
-                      <w:szCs w:val="20"/>
-                    </w:rPr>
                     <w:tab/>
                   </w:r>
                   <w:r>
                     <w:rPr>
                       <w:rFonts w:ascii="Avenir Next" w:hAnsi="Avenir Next" w:cs="Avenir Next" w:eastAsia="Avenir Next"/>
                       <w:color w:val="1A1A1A"/>
-                      <w:sz w:val="20"/>
+                      <w:sz w:val="22"/>
                       <w:szCs w:val="20"/>
                     </w:rPr>
                     <w:t xml:space="preserve">9 less than </w:t>
@@ -1144,7 +1145,7 @@
                       <w:rFonts w:ascii="Avenir Next" w:hAnsi="Avenir Next" w:cs="Avenir Next" w:eastAsia="Avenir Next"/>
                       <w:i/>
                       <w:color w:val="1A1A1A"/>
-                      <w:sz w:val="20"/>
+                      <w:sz w:val="22"/>
                       <w:szCs w:val="20"/>
                     </w:rPr>
                     <w:t xml:space="preserve">y</w:t>
@@ -1188,25 +1189,25 @@
                       <w:rFonts w:ascii="Avenir Next" w:hAnsi="Avenir Next" w:cs="Avenir Next" w:eastAsia="Avenir Next"/>
                       <w:b/>
                       <w:color w:val="003A70"/>
+                      <w:sz w:val="22"/>
+                      <w:szCs w:val="20"/>
+                    </w:rPr>
+                    <w:t xml:space="preserve">b.</w:t>
+                  </w:r>
+                  <w:r>
+                    <w:rPr>
+                      <w:rFonts w:ascii="Avenir Next" w:hAnsi="Avenir Next" w:cs="Avenir Next" w:eastAsia="Avenir Next"/>
+                      <w:color w:val="1A1A1A"/>
                       <w:sz w:val="20"/>
                       <w:szCs w:val="20"/>
                     </w:rPr>
-                    <w:t xml:space="preserve">b.</w:t>
-                  </w:r>
-                  <w:r>
-                    <w:rPr>
-                      <w:rFonts w:ascii="Avenir Next" w:hAnsi="Avenir Next" w:cs="Avenir Next" w:eastAsia="Avenir Next"/>
-                      <w:color w:val="1A1A1A"/>
-                      <w:sz w:val="20"/>
-                      <w:szCs w:val="20"/>
-                    </w:rPr>
                     <w:tab/>
                   </w:r>
                   <w:r>
                     <w:rPr>
                       <w:rFonts w:ascii="Avenir Next" w:hAnsi="Avenir Next" w:cs="Avenir Next" w:eastAsia="Avenir Next"/>
                       <w:color w:val="1A1A1A"/>
-                      <w:sz w:val="20"/>
+                      <w:sz w:val="22"/>
                       <w:szCs w:val="20"/>
                     </w:rPr>
                     <w:t xml:space="preserve">the product of 7 and </w:t>
@@ -1216,7 +1217,7 @@
                       <w:rFonts w:ascii="Avenir Next" w:hAnsi="Avenir Next" w:cs="Avenir Next" w:eastAsia="Avenir Next"/>
                       <w:i/>
                       <w:color w:val="1A1A1A"/>
-                      <w:sz w:val="20"/>
+                      <w:sz w:val="22"/>
                       <w:szCs w:val="20"/>
                     </w:rPr>
                     <w:t xml:space="preserve">n</w:t>
@@ -1309,25 +1310,25 @@
                 <w:rFonts w:ascii="Avenir Next" w:hAnsi="Avenir Next" w:cs="Avenir Next" w:eastAsia="Avenir Next"/>
                 <w:b/>
                 <w:color w:val="1A1A1A"/>
+                <w:sz w:val="22"/>
+                <w:szCs w:val="20"/>
+              </w:rPr>
+              <w:t xml:space="preserve">2.</w:t>
+            </w:r>
+            <w:r>
+              <w:rPr>
+                <w:rFonts w:ascii="Avenir Next" w:hAnsi="Avenir Next" w:cs="Avenir Next" w:eastAsia="Avenir Next"/>
+                <w:color w:val="1A1A1A"/>
                 <w:sz w:val="20"/>
                 <w:szCs w:val="20"/>
               </w:rPr>
-              <w:t xml:space="preserve">2.</w:t>
-            </w:r>
-            <w:r>
-              <w:rPr>
-                <w:rFonts w:ascii="Avenir Next" w:hAnsi="Avenir Next" w:cs="Avenir Next" w:eastAsia="Avenir Next"/>
-                <w:color w:val="1A1A1A"/>
-                <w:sz w:val="20"/>
-                <w:szCs w:val="20"/>
-              </w:rPr>
               <w:tab/>
             </w:r>
             <w:r>
               <w:rPr>
                 <w:rFonts w:ascii="Avenir Next" w:hAnsi="Avenir Next" w:cs="Avenir Next" w:eastAsia="Avenir Next"/>
                 <w:color w:val="1A1A1A"/>
-                <w:sz w:val="20"/>
+                <w:sz w:val="22"/>
                 <w:szCs w:val="20"/>
               </w:rPr>
               <w:t xml:space="preserve">A gym charges $15 each month plus one $20 fee. Write an expression for the cost of </w:t>
@@ -1337,7 +1338,7 @@
                 <w:rFonts w:ascii="Avenir Next" w:hAnsi="Avenir Next" w:cs="Avenir Next" w:eastAsia="Avenir Next"/>
                 <w:i/>
                 <w:color w:val="1A1A1A"/>
-                <w:sz w:val="20"/>
+                <w:sz w:val="22"/>
                 <w:szCs w:val="20"/>
               </w:rPr>
               <w:t xml:space="preserve">m</w:t>
@@ -1346,7 +1347,7 @@
               <w:rPr>
                 <w:rFonts w:ascii="Avenir Next" w:hAnsi="Avenir Next" w:cs="Avenir Next" w:eastAsia="Avenir Next"/>
                 <w:color w:val="1A1A1A"/>
-                <w:sz w:val="20"/>
+                <w:sz w:val="22"/>
                 <w:szCs w:val="20"/>
               </w:rPr>
               <w:t xml:space="preserve"> months.</w:t>
@@ -1423,7 +1424,7 @@
                 <w:rFonts w:ascii="Avenir Next" w:hAnsi="Avenir Next" w:cs="Avenir Next" w:eastAsia="Avenir Next"/>
                 <w:b/>
                 <w:color w:val="1A1A1A"/>
-                <w:sz w:val="18"/>
+                <w:sz w:val="22"/>
                 <w:szCs w:val="18"/>
               </w:rPr>
               <w:t xml:space="preserve">Expression</w:t>
@@ -1498,25 +1499,25 @@
                 <w:rFonts w:ascii="Avenir Next" w:hAnsi="Avenir Next" w:cs="Avenir Next" w:eastAsia="Avenir Next"/>
                 <w:b/>
                 <w:color w:val="1A1A1A"/>
+                <w:sz w:val="22"/>
+                <w:szCs w:val="20"/>
+              </w:rPr>
+              <w:t xml:space="preserve">3.</w:t>
+            </w:r>
+            <w:r>
+              <w:rPr>
+                <w:rFonts w:ascii="Avenir Next" w:hAnsi="Avenir Next" w:cs="Avenir Next" w:eastAsia="Avenir Next"/>
+                <w:color w:val="1A1A1A"/>
                 <w:sz w:val="20"/>
                 <w:szCs w:val="20"/>
               </w:rPr>
-              <w:t xml:space="preserve">3.</w:t>
-            </w:r>
-            <w:r>
-              <w:rPr>
-                <w:rFonts w:ascii="Avenir Next" w:hAnsi="Avenir Next" w:cs="Avenir Next" w:eastAsia="Avenir Next"/>
-                <w:color w:val="1A1A1A"/>
-                <w:sz w:val="20"/>
-                <w:szCs w:val="20"/>
-              </w:rPr>
               <w:tab/>
             </w:r>
             <w:r>
               <w:rPr>
                 <w:rFonts w:ascii="Avenir Next" w:hAnsi="Avenir Next" w:cs="Avenir Next" w:eastAsia="Avenir Next"/>
                 <w:color w:val="1A1A1A"/>
-                <w:sz w:val="20"/>
+                <w:sz w:val="22"/>
                 <w:szCs w:val="20"/>
               </w:rPr>
               <w:t xml:space="preserve">In 8</w:t>
@@ -1526,7 +1527,7 @@
                 <w:rFonts w:ascii="Avenir Next" w:hAnsi="Avenir Next" w:cs="Avenir Next" w:eastAsia="Avenir Next"/>
                 <w:i/>
                 <w:color w:val="1A1A1A"/>
-                <w:sz w:val="20"/>
+                <w:sz w:val="22"/>
                 <w:szCs w:val="20"/>
               </w:rPr>
               <w:t xml:space="preserve">k</w:t>
@@ -1535,7 +1536,7 @@
               <w:rPr>
                 <w:rFonts w:ascii="Avenir Next" w:hAnsi="Avenir Next" w:cs="Avenir Next" w:eastAsia="Avenir Next"/>
                 <w:color w:val="1A1A1A"/>
-                <w:sz w:val="20"/>
+                <w:sz w:val="22"/>
                 <w:szCs w:val="20"/>
               </w:rPr>
               <w:t xml:space="preserve"> + 3, the coefficient is —</w:t>
@@ -1591,25 +1592,25 @@
                       <w:rFonts w:ascii="Avenir Next" w:hAnsi="Avenir Next" w:cs="Avenir Next" w:eastAsia="Avenir Next"/>
                       <w:b/>
                       <w:color w:val="003A70"/>
+                      <w:sz w:val="22"/>
+                      <w:szCs w:val="19"/>
+                    </w:rPr>
+                    <w:t xml:space="preserve">A</w:t>
+                  </w:r>
+                  <w:r>
+                    <w:rPr>
+                      <w:rFonts w:ascii="Avenir Next" w:hAnsi="Avenir Next" w:cs="Avenir Next" w:eastAsia="Avenir Next"/>
+                      <w:color w:val="1A1A1A"/>
                       <w:sz w:val="19"/>
                       <w:szCs w:val="19"/>
                     </w:rPr>
-                    <w:t xml:space="preserve">A</w:t>
-                  </w:r>
-                  <w:r>
-                    <w:rPr>
-                      <w:rFonts w:ascii="Avenir Next" w:hAnsi="Avenir Next" w:cs="Avenir Next" w:eastAsia="Avenir Next"/>
-                      <w:color w:val="1A1A1A"/>
-                      <w:sz w:val="19"/>
-                      <w:szCs w:val="19"/>
-                    </w:rPr>
                     <w:tab/>
                   </w:r>
                   <w:r>
                     <w:rPr>
                       <w:rFonts w:ascii="Avenir Next" w:hAnsi="Avenir Next" w:cs="Avenir Next" w:eastAsia="Avenir Next"/>
                       <w:color w:val="1A1A1A"/>
-                      <w:sz w:val="19"/>
+                      <w:sz w:val="22"/>
                       <w:szCs w:val="19"/>
                     </w:rPr>
                     <w:t xml:space="preserve">8</w:t>
@@ -1634,18 +1635,18 @@
                       <w:rFonts w:ascii="Avenir Next" w:hAnsi="Avenir Next" w:cs="Avenir Next" w:eastAsia="Avenir Next"/>
                       <w:b/>
                       <w:color w:val="003A70"/>
+                      <w:sz w:val="22"/>
+                      <w:szCs w:val="19"/>
+                    </w:rPr>
+                    <w:t xml:space="preserve">B</w:t>
+                  </w:r>
+                  <w:r>
+                    <w:rPr>
+                      <w:rFonts w:ascii="Avenir Next" w:hAnsi="Avenir Next" w:cs="Avenir Next" w:eastAsia="Avenir Next"/>
+                      <w:color w:val="1A1A1A"/>
                       <w:sz w:val="19"/>
                       <w:szCs w:val="19"/>
                     </w:rPr>
-                    <w:t xml:space="preserve">B</w:t>
-                  </w:r>
-                  <w:r>
-                    <w:rPr>
-                      <w:rFonts w:ascii="Avenir Next" w:hAnsi="Avenir Next" w:cs="Avenir Next" w:eastAsia="Avenir Next"/>
-                      <w:color w:val="1A1A1A"/>
-                      <w:sz w:val="19"/>
-                      <w:szCs w:val="19"/>
-                    </w:rPr>
                     <w:tab/>
                   </w:r>
                   <w:r>
@@ -1653,7 +1654,7 @@
                       <w:rFonts w:ascii="Avenir Next" w:hAnsi="Avenir Next" w:cs="Avenir Next" w:eastAsia="Avenir Next"/>
                       <w:i/>
                       <w:color w:val="1A1A1A"/>
-                      <w:sz w:val="19"/>
+                      <w:sz w:val="22"/>
                       <w:szCs w:val="19"/>
                     </w:rPr>
                     <w:t xml:space="preserve">k</w:t>
@@ -1678,25 +1679,25 @@
                       <w:rFonts w:ascii="Avenir Next" w:hAnsi="Avenir Next" w:cs="Avenir Next" w:eastAsia="Avenir Next"/>
                       <w:b/>
                       <w:color w:val="003A70"/>
+                      <w:sz w:val="22"/>
+                      <w:szCs w:val="19"/>
+                    </w:rPr>
+                    <w:t xml:space="preserve">C</w:t>
+                  </w:r>
+                  <w:r>
+                    <w:rPr>
+                      <w:rFonts w:ascii="Avenir Next" w:hAnsi="Avenir Next" w:cs="Avenir Next" w:eastAsia="Avenir Next"/>
+                      <w:color w:val="1A1A1A"/>
                       <w:sz w:val="19"/>
                       <w:szCs w:val="19"/>
                     </w:rPr>
-                    <w:t xml:space="preserve">C</w:t>
-                  </w:r>
-                  <w:r>
-                    <w:rPr>
-                      <w:rFonts w:ascii="Avenir Next" w:hAnsi="Avenir Next" w:cs="Avenir Next" w:eastAsia="Avenir Next"/>
-                      <w:color w:val="1A1A1A"/>
-                      <w:sz w:val="19"/>
-                      <w:szCs w:val="19"/>
-                    </w:rPr>
                     <w:tab/>
                   </w:r>
                   <w:r>
                     <w:rPr>
                       <w:rFonts w:ascii="Avenir Next" w:hAnsi="Avenir Next" w:cs="Avenir Next" w:eastAsia="Avenir Next"/>
                       <w:color w:val="1A1A1A"/>
-                      <w:sz w:val="19"/>
+                      <w:sz w:val="22"/>
                       <w:szCs w:val="19"/>
                     </w:rPr>
                     <w:t xml:space="preserve">3</w:t>
@@ -1721,25 +1722,25 @@
                       <w:rFonts w:ascii="Avenir Next" w:hAnsi="Avenir Next" w:cs="Avenir Next" w:eastAsia="Avenir Next"/>
                       <w:b/>
                       <w:color w:val="003A70"/>
+                      <w:sz w:val="22"/>
+                      <w:szCs w:val="19"/>
+                    </w:rPr>
+                    <w:t xml:space="preserve">D</w:t>
+                  </w:r>
+                  <w:r>
+                    <w:rPr>
+                      <w:rFonts w:ascii="Avenir Next" w:hAnsi="Avenir Next" w:cs="Avenir Next" w:eastAsia="Avenir Next"/>
+                      <w:color w:val="1A1A1A"/>
                       <w:sz w:val="19"/>
                       <w:szCs w:val="19"/>
                     </w:rPr>
-                    <w:t xml:space="preserve">D</w:t>
-                  </w:r>
-                  <w:r>
-                    <w:rPr>
-                      <w:rFonts w:ascii="Avenir Next" w:hAnsi="Avenir Next" w:cs="Avenir Next" w:eastAsia="Avenir Next"/>
-                      <w:color w:val="1A1A1A"/>
-                      <w:sz w:val="19"/>
-                      <w:szCs w:val="19"/>
-                    </w:rPr>
                     <w:tab/>
                   </w:r>
                   <w:r>
                     <w:rPr>
                       <w:rFonts w:ascii="Avenir Next" w:hAnsi="Avenir Next" w:cs="Avenir Next" w:eastAsia="Avenir Next"/>
                       <w:color w:val="1A1A1A"/>
-                      <w:sz w:val="19"/>
+                      <w:sz w:val="22"/>
                       <w:szCs w:val="19"/>
                     </w:rPr>
                     <w:t xml:space="preserve">11</w:t>
@@ -1789,7 +1790,7 @@
         <w:rPr>
           <w:rFonts w:ascii="Avenir Next" w:hAnsi="Avenir Next" w:cs="Avenir Next" w:eastAsia="Avenir Next"/>
           <w:color w:val="1A1A1A"/>
-          <w:sz w:val="17"/>
+          <w:sz w:val="22"/>
           <w:szCs w:val="17"/>
         </w:rPr>
         <w:t xml:space="preserve">  I got it</w:t>
@@ -1807,7 +1808,7 @@
         <w:rPr>
           <w:rFonts w:ascii="Avenir Next" w:hAnsi="Avenir Next" w:cs="Avenir Next" w:eastAsia="Avenir Next"/>
           <w:color w:val="1A1A1A"/>
-          <w:sz w:val="17"/>
+          <w:sz w:val="22"/>
           <w:szCs w:val="17"/>
         </w:rPr>
         <w:t xml:space="preserve">  Almost</w:t>
@@ -1825,7 +1826,7 @@
         <w:rPr>
           <w:rFonts w:ascii="Avenir Next" w:hAnsi="Avenir Next" w:cs="Avenir Next" w:eastAsia="Avenir Next"/>
           <w:color w:val="1A1A1A"/>
-          <w:sz w:val="17"/>
+          <w:sz w:val="22"/>
           <w:szCs w:val="17"/>
         </w:rPr>
         <w:t xml:space="preserve">  I need help</w:t>
@@ -1864,7 +1865,7 @@
         <w:rPr>
           <w:rFonts w:ascii="Avenir Next" w:hAnsi="Avenir Next" w:cs="Avenir Next" w:eastAsia="Avenir Next"/>
           <w:color w:val="1A1A1A"/>
-          <w:sz w:val="18"/>
+          <w:sz w:val="22"/>
           <w:szCs w:val="18"/>
         </w:rPr>
         <w:t xml:space="preserve">Name</w:t>
@@ -1949,25 +1950,25 @@
                 <w:rFonts w:ascii="Avenir Next" w:hAnsi="Avenir Next" w:cs="Avenir Next" w:eastAsia="Avenir Next"/>
                 <w:b/>
                 <w:color w:val="1A1A1A"/>
+                <w:sz w:val="22"/>
+                <w:szCs w:val="20"/>
+              </w:rPr>
+              <w:t xml:space="preserve">1.</w:t>
+            </w:r>
+            <w:r>
+              <w:rPr>
+                <w:rFonts w:ascii="Avenir Next" w:hAnsi="Avenir Next" w:cs="Avenir Next" w:eastAsia="Avenir Next"/>
+                <w:color w:val="1A1A1A"/>
                 <w:sz w:val="20"/>
                 <w:szCs w:val="20"/>
               </w:rPr>
-              <w:t xml:space="preserve">1.</w:t>
-            </w:r>
-            <w:r>
-              <w:rPr>
-                <w:rFonts w:ascii="Avenir Next" w:hAnsi="Avenir Next" w:cs="Avenir Next" w:eastAsia="Avenir Next"/>
-                <w:color w:val="1A1A1A"/>
-                <w:sz w:val="20"/>
-                <w:szCs w:val="20"/>
-              </w:rPr>
               <w:tab/>
             </w:r>
             <w:r>
               <w:rPr>
                 <w:rFonts w:ascii="Avenir Next" w:hAnsi="Avenir Next" w:cs="Avenir Next" w:eastAsia="Avenir Next"/>
                 <w:color w:val="1A1A1A"/>
-                <w:sz w:val="20"/>
+                <w:sz w:val="22"/>
                 <w:szCs w:val="20"/>
               </w:rPr>
               <w:t xml:space="preserve">Evaluate when </w:t>
@@ -1977,7 +1978,7 @@
                 <w:rFonts w:ascii="Avenir Next" w:hAnsi="Avenir Next" w:cs="Avenir Next" w:eastAsia="Avenir Next"/>
                 <w:i/>
                 <w:color w:val="1A1A1A"/>
-                <w:sz w:val="20"/>
+                <w:sz w:val="22"/>
                 <w:szCs w:val="20"/>
               </w:rPr>
               <w:t xml:space="preserve">x</w:t>
@@ -1986,7 +1987,7 @@
               <w:rPr>
                 <w:rFonts w:ascii="Avenir Next" w:hAnsi="Avenir Next" w:cs="Avenir Next" w:eastAsia="Avenir Next"/>
                 <w:color w:val="1A1A1A"/>
-                <w:sz w:val="20"/>
+                <w:sz w:val="22"/>
                 <w:szCs w:val="20"/>
               </w:rPr>
               <w:t xml:space="preserve"> = 5.</w:t>
@@ -2041,25 +2042,25 @@
                       <w:rFonts w:ascii="Avenir Next" w:hAnsi="Avenir Next" w:cs="Avenir Next" w:eastAsia="Avenir Next"/>
                       <w:b/>
                       <w:color w:val="003A70"/>
+                      <w:sz w:val="22"/>
+                      <w:szCs w:val="20"/>
+                    </w:rPr>
+                    <w:t xml:space="preserve">a.</w:t>
+                  </w:r>
+                  <w:r>
+                    <w:rPr>
+                      <w:rFonts w:ascii="Avenir Next" w:hAnsi="Avenir Next" w:cs="Avenir Next" w:eastAsia="Avenir Next"/>
+                      <w:color w:val="1A1A1A"/>
                       <w:sz w:val="20"/>
                       <w:szCs w:val="20"/>
                     </w:rPr>
-                    <w:t xml:space="preserve">a.</w:t>
-                  </w:r>
-                  <w:r>
-                    <w:rPr>
-                      <w:rFonts w:ascii="Avenir Next" w:hAnsi="Avenir Next" w:cs="Avenir Next" w:eastAsia="Avenir Next"/>
-                      <w:color w:val="1A1A1A"/>
-                      <w:sz w:val="20"/>
-                      <w:szCs w:val="20"/>
-                    </w:rPr>
                     <w:tab/>
                   </w:r>
                   <w:r>
                     <w:rPr>
                       <w:rFonts w:ascii="Avenir Next" w:hAnsi="Avenir Next" w:cs="Avenir Next" w:eastAsia="Avenir Next"/>
                       <w:color w:val="1A1A1A"/>
-                      <w:sz w:val="20"/>
+                      <w:sz w:val="22"/>
                       <w:szCs w:val="20"/>
                     </w:rPr>
                     <w:t xml:space="preserve">4</w:t>
@@ -2069,7 +2070,7 @@
                       <w:rFonts w:ascii="Avenir Next" w:hAnsi="Avenir Next" w:cs="Avenir Next" w:eastAsia="Avenir Next"/>
                       <w:i/>
                       <w:color w:val="1A1A1A"/>
-                      <w:sz w:val="20"/>
+                      <w:sz w:val="22"/>
                       <w:szCs w:val="20"/>
                     </w:rPr>
                     <w:t xml:space="preserve">x</w:t>
@@ -2078,7 +2079,7 @@
                     <w:rPr>
                       <w:rFonts w:ascii="Avenir Next" w:hAnsi="Avenir Next" w:cs="Avenir Next" w:eastAsia="Avenir Next"/>
                       <w:color w:val="1A1A1A"/>
-                      <w:sz w:val="20"/>
+                      <w:sz w:val="22"/>
                       <w:szCs w:val="20"/>
                     </w:rPr>
                     <w:t xml:space="preserve"> − 3 =</w:t>
@@ -2122,18 +2123,18 @@
                       <w:rFonts w:ascii="Avenir Next" w:hAnsi="Avenir Next" w:cs="Avenir Next" w:eastAsia="Avenir Next"/>
                       <w:b/>
                       <w:color w:val="003A70"/>
+                      <w:sz w:val="22"/>
+                      <w:szCs w:val="20"/>
+                    </w:rPr>
+                    <w:t xml:space="preserve">b.</w:t>
+                  </w:r>
+                  <w:r>
+                    <w:rPr>
+                      <w:rFonts w:ascii="Avenir Next" w:hAnsi="Avenir Next" w:cs="Avenir Next" w:eastAsia="Avenir Next"/>
+                      <w:color w:val="1A1A1A"/>
                       <w:sz w:val="20"/>
                       <w:szCs w:val="20"/>
                     </w:rPr>
-                    <w:t xml:space="preserve">b.</w:t>
-                  </w:r>
-                  <w:r>
-                    <w:rPr>
-                      <w:rFonts w:ascii="Avenir Next" w:hAnsi="Avenir Next" w:cs="Avenir Next" w:eastAsia="Avenir Next"/>
-                      <w:color w:val="1A1A1A"/>
-                      <w:sz w:val="20"/>
-                      <w:szCs w:val="20"/>
-                    </w:rPr>
                     <w:tab/>
                   </w:r>
                   <w:r>
@@ -2141,7 +2142,7 @@
                       <w:rFonts w:ascii="Avenir Next" w:hAnsi="Avenir Next" w:cs="Avenir Next" w:eastAsia="Avenir Next"/>
                       <w:i/>
                       <w:color w:val="1A1A1A"/>
-                      <w:sz w:val="20"/>
+                      <w:sz w:val="22"/>
                       <w:szCs w:val="20"/>
                     </w:rPr>
                     <w:t xml:space="preserve">x</w:t>
@@ -2150,7 +2151,7 @@
                     <w:rPr>
                       <w:rFonts w:ascii="Avenir Next" w:hAnsi="Avenir Next" w:cs="Avenir Next" w:eastAsia="Avenir Next"/>
                       <w:color w:val="1A1A1A"/>
-                      <w:sz w:val="20"/>
+                      <w:sz w:val="22"/>
                       <w:szCs w:val="20"/>
                       <w:vertAlign w:val="superscript"/>
                     </w:rPr>
@@ -2160,7 +2161,7 @@
                     <w:rPr>
                       <w:rFonts w:ascii="Avenir Next" w:hAnsi="Avenir Next" w:cs="Avenir Next" w:eastAsia="Avenir Next"/>
                       <w:color w:val="1A1A1A"/>
-                      <w:sz w:val="20"/>
+                      <w:sz w:val="22"/>
                       <w:szCs w:val="20"/>
                     </w:rPr>
                     <w:t xml:space="preserve"> + 1 =</w:t>
@@ -2253,25 +2254,25 @@
                 <w:rFonts w:ascii="Avenir Next" w:hAnsi="Avenir Next" w:cs="Avenir Next" w:eastAsia="Avenir Next"/>
                 <w:b/>
                 <w:color w:val="1A1A1A"/>
+                <w:sz w:val="22"/>
+                <w:szCs w:val="20"/>
+              </w:rPr>
+              <w:t xml:space="preserve">2.</w:t>
+            </w:r>
+            <w:r>
+              <w:rPr>
+                <w:rFonts w:ascii="Avenir Next" w:hAnsi="Avenir Next" w:cs="Avenir Next" w:eastAsia="Avenir Next"/>
+                <w:color w:val="1A1A1A"/>
                 <w:sz w:val="20"/>
                 <w:szCs w:val="20"/>
               </w:rPr>
-              <w:t xml:space="preserve">2.</w:t>
-            </w:r>
-            <w:r>
-              <w:rPr>
-                <w:rFonts w:ascii="Avenir Next" w:hAnsi="Avenir Next" w:cs="Avenir Next" w:eastAsia="Avenir Next"/>
-                <w:color w:val="1A1A1A"/>
-                <w:sz w:val="20"/>
-                <w:szCs w:val="20"/>
-              </w:rPr>
               <w:tab/>
             </w:r>
             <w:r>
               <w:rPr>
                 <w:rFonts w:ascii="Avenir Next" w:hAnsi="Avenir Next" w:cs="Avenir Next" w:eastAsia="Avenir Next"/>
                 <w:color w:val="1A1A1A"/>
-                <w:sz w:val="20"/>
+                <w:sz w:val="22"/>
                 <w:szCs w:val="20"/>
               </w:rPr>
               <w:t xml:space="preserve">The expression 30 − 4</w:t>
@@ -2281,7 +2282,7 @@
                 <w:rFonts w:ascii="Avenir Next" w:hAnsi="Avenir Next" w:cs="Avenir Next" w:eastAsia="Avenir Next"/>
                 <w:i/>
                 <w:color w:val="1A1A1A"/>
-                <w:sz w:val="20"/>
+                <w:sz w:val="22"/>
                 <w:szCs w:val="20"/>
               </w:rPr>
               <w:t xml:space="preserve">d</w:t>
@@ -2290,7 +2291,7 @@
               <w:rPr>
                 <w:rFonts w:ascii="Avenir Next" w:hAnsi="Avenir Next" w:cs="Avenir Next" w:eastAsia="Avenir Next"/>
                 <w:color w:val="1A1A1A"/>
-                <w:sz w:val="20"/>
+                <w:sz w:val="22"/>
                 <w:szCs w:val="20"/>
               </w:rPr>
               <w:t xml:space="preserve"> gives the liters left in a tank after </w:t>
@@ -2300,7 +2301,7 @@
                 <w:rFonts w:ascii="Avenir Next" w:hAnsi="Avenir Next" w:cs="Avenir Next" w:eastAsia="Avenir Next"/>
                 <w:i/>
                 <w:color w:val="1A1A1A"/>
-                <w:sz w:val="20"/>
+                <w:sz w:val="22"/>
                 <w:szCs w:val="20"/>
               </w:rPr>
               <w:t xml:space="preserve">d</w:t>
@@ -2309,7 +2310,7 @@
               <w:rPr>
                 <w:rFonts w:ascii="Avenir Next" w:hAnsi="Avenir Next" w:cs="Avenir Next" w:eastAsia="Avenir Next"/>
                 <w:color w:val="1A1A1A"/>
-                <w:sz w:val="20"/>
+                <w:sz w:val="22"/>
                 <w:szCs w:val="20"/>
               </w:rPr>
               <w:t xml:space="preserve"> days. Find the liters left after 6 days.</w:t>
@@ -2386,25 +2387,25 @@
                 <w:rFonts w:ascii="Avenir Next" w:hAnsi="Avenir Next" w:cs="Avenir Next" w:eastAsia="Avenir Next"/>
                 <w:b/>
                 <w:color w:val="1A1A1A"/>
+                <w:sz w:val="22"/>
+                <w:szCs w:val="18"/>
+              </w:rPr>
+              <w:t xml:space="preserve">Answer</w:t>
+            </w:r>
+            <w:r>
+              <w:rPr>
+                <w:rFonts w:ascii="Avenir Next" w:hAnsi="Avenir Next" w:cs="Avenir Next" w:eastAsia="Avenir Next"/>
+                <w:color w:val="1A1A1A"/>
                 <w:sz w:val="18"/>
                 <w:szCs w:val="18"/>
               </w:rPr>
-              <w:t xml:space="preserve">Answer</w:t>
-            </w:r>
-            <w:r>
-              <w:rPr>
-                <w:rFonts w:ascii="Avenir Next" w:hAnsi="Avenir Next" w:cs="Avenir Next" w:eastAsia="Avenir Next"/>
-                <w:color w:val="1A1A1A"/>
-                <w:sz w:val="18"/>
-                <w:szCs w:val="18"/>
-              </w:rPr>
               <w:tab/>
             </w:r>
             <w:r>
               <w:rPr>
                 <w:rFonts w:ascii="Avenir Next" w:hAnsi="Avenir Next" w:cs="Avenir Next" w:eastAsia="Avenir Next"/>
                 <w:color w:val="1A1A1A"/>
-                <w:sz w:val="18"/>
+                <w:sz w:val="22"/>
                 <w:szCs w:val="18"/>
               </w:rPr>
               <w:t xml:space="preserve">  L</w:t>
@@ -2470,25 +2471,25 @@
                 <w:rFonts w:ascii="Avenir Next" w:hAnsi="Avenir Next" w:cs="Avenir Next" w:eastAsia="Avenir Next"/>
                 <w:b/>
                 <w:color w:val="1A1A1A"/>
+                <w:sz w:val="22"/>
+                <w:szCs w:val="20"/>
+              </w:rPr>
+              <w:t xml:space="preserve">3.</w:t>
+            </w:r>
+            <w:r>
+              <w:rPr>
+                <w:rFonts w:ascii="Avenir Next" w:hAnsi="Avenir Next" w:cs="Avenir Next" w:eastAsia="Avenir Next"/>
+                <w:color w:val="1A1A1A"/>
                 <w:sz w:val="20"/>
                 <w:szCs w:val="20"/>
               </w:rPr>
-              <w:t xml:space="preserve">3.</w:t>
-            </w:r>
-            <w:r>
-              <w:rPr>
-                <w:rFonts w:ascii="Avenir Next" w:hAnsi="Avenir Next" w:cs="Avenir Next" w:eastAsia="Avenir Next"/>
-                <w:color w:val="1A1A1A"/>
-                <w:sz w:val="20"/>
-                <w:szCs w:val="20"/>
-              </w:rPr>
               <w:tab/>
             </w:r>
             <w:r>
               <w:rPr>
                 <w:rFonts w:ascii="Avenir Next" w:hAnsi="Avenir Next" w:cs="Avenir Next" w:eastAsia="Avenir Next"/>
                 <w:color w:val="1A1A1A"/>
-                <w:sz w:val="20"/>
+                <w:sz w:val="22"/>
                 <w:szCs w:val="20"/>
               </w:rPr>
               <w:t xml:space="preserve">What is the value of 3</w:t>
@@ -2498,7 +2499,7 @@
                 <w:rFonts w:ascii="Avenir Next" w:hAnsi="Avenir Next" w:cs="Avenir Next" w:eastAsia="Avenir Next"/>
                 <w:i/>
                 <w:color w:val="1A1A1A"/>
-                <w:sz w:val="20"/>
+                <w:sz w:val="22"/>
                 <w:szCs w:val="20"/>
               </w:rPr>
               <w:t xml:space="preserve">n</w:t>
@@ -2507,7 +2508,7 @@
               <w:rPr>
                 <w:rFonts w:ascii="Avenir Next" w:hAnsi="Avenir Next" w:cs="Avenir Next" w:eastAsia="Avenir Next"/>
                 <w:color w:val="1A1A1A"/>
-                <w:sz w:val="20"/>
+                <w:sz w:val="22"/>
                 <w:szCs w:val="20"/>
               </w:rPr>
               <w:t xml:space="preserve"> + 2 when </w:t>
@@ -2517,7 +2518,7 @@
                 <w:rFonts w:ascii="Avenir Next" w:hAnsi="Avenir Next" w:cs="Avenir Next" w:eastAsia="Avenir Next"/>
                 <w:i/>
                 <w:color w:val="1A1A1A"/>
-                <w:sz w:val="20"/>
+                <w:sz w:val="22"/>
                 <w:szCs w:val="20"/>
               </w:rPr>
               <w:t xml:space="preserve">n</w:t>
@@ -2526,7 +2527,7 @@
               <w:rPr>
                 <w:rFonts w:ascii="Avenir Next" w:hAnsi="Avenir Next" w:cs="Avenir Next" w:eastAsia="Avenir Next"/>
                 <w:color w:val="1A1A1A"/>
-                <w:sz w:val="20"/>
+                <w:sz w:val="22"/>
                 <w:szCs w:val="20"/>
               </w:rPr>
               <w:t xml:space="preserve"> = 4?</w:t>
@@ -2582,25 +2583,25 @@
                       <w:rFonts w:ascii="Avenir Next" w:hAnsi="Avenir Next" w:cs="Avenir Next" w:eastAsia="Avenir Next"/>
                       <w:b/>
                       <w:color w:val="003A70"/>
+                      <w:sz w:val="22"/>
+                      <w:szCs w:val="19"/>
+                    </w:rPr>
+                    <w:t xml:space="preserve">A</w:t>
+                  </w:r>
+                  <w:r>
+                    <w:rPr>
+                      <w:rFonts w:ascii="Avenir Next" w:hAnsi="Avenir Next" w:cs="Avenir Next" w:eastAsia="Avenir Next"/>
+                      <w:color w:val="1A1A1A"/>
                       <w:sz w:val="19"/>
                       <w:szCs w:val="19"/>
                     </w:rPr>
-                    <w:t xml:space="preserve">A</w:t>
-                  </w:r>
-                  <w:r>
-                    <w:rPr>
-                      <w:rFonts w:ascii="Avenir Next" w:hAnsi="Avenir Next" w:cs="Avenir Next" w:eastAsia="Avenir Next"/>
-                      <w:color w:val="1A1A1A"/>
-                      <w:sz w:val="19"/>
-                      <w:szCs w:val="19"/>
-                    </w:rPr>
                     <w:tab/>
                   </w:r>
                   <w:r>
                     <w:rPr>
                       <w:rFonts w:ascii="Avenir Next" w:hAnsi="Avenir Next" w:cs="Avenir Next" w:eastAsia="Avenir Next"/>
                       <w:color w:val="1A1A1A"/>
-                      <w:sz w:val="19"/>
+                      <w:sz w:val="22"/>
                       <w:szCs w:val="19"/>
                     </w:rPr>
                     <w:t xml:space="preserve">14</w:t>
@@ -2625,25 +2626,25 @@
                       <w:rFonts w:ascii="Avenir Next" w:hAnsi="Avenir Next" w:cs="Avenir Next" w:eastAsia="Avenir Next"/>
                       <w:b/>
                       <w:color w:val="003A70"/>
+                      <w:sz w:val="22"/>
+                      <w:szCs w:val="19"/>
+                    </w:rPr>
+                    <w:t xml:space="preserve">B</w:t>
+                  </w:r>
+                  <w:r>
+                    <w:rPr>
+                      <w:rFonts w:ascii="Avenir Next" w:hAnsi="Avenir Next" w:cs="Avenir Next" w:eastAsia="Avenir Next"/>
+                      <w:color w:val="1A1A1A"/>
                       <w:sz w:val="19"/>
                       <w:szCs w:val="19"/>
                     </w:rPr>
-                    <w:t xml:space="preserve">B</w:t>
-                  </w:r>
-                  <w:r>
-                    <w:rPr>
-                      <w:rFonts w:ascii="Avenir Next" w:hAnsi="Avenir Next" w:cs="Avenir Next" w:eastAsia="Avenir Next"/>
-                      <w:color w:val="1A1A1A"/>
-                      <w:sz w:val="19"/>
-                      <w:szCs w:val="19"/>
-                    </w:rPr>
                     <w:tab/>
                   </w:r>
                   <w:r>
                     <w:rPr>
                       <w:rFonts w:ascii="Avenir Next" w:hAnsi="Avenir Next" w:cs="Avenir Next" w:eastAsia="Avenir Next"/>
                       <w:color w:val="1A1A1A"/>
-                      <w:sz w:val="19"/>
+                      <w:sz w:val="22"/>
                       <w:szCs w:val="19"/>
                     </w:rPr>
                     <w:t xml:space="preserve">34</w:t>
@@ -2668,25 +2669,25 @@
                       <w:rFonts w:ascii="Avenir Next" w:hAnsi="Avenir Next" w:cs="Avenir Next" w:eastAsia="Avenir Next"/>
                       <w:b/>
                       <w:color w:val="003A70"/>
+                      <w:sz w:val="22"/>
+                      <w:szCs w:val="19"/>
+                    </w:rPr>
+                    <w:t xml:space="preserve">C</w:t>
+                  </w:r>
+                  <w:r>
+                    <w:rPr>
+                      <w:rFonts w:ascii="Avenir Next" w:hAnsi="Avenir Next" w:cs="Avenir Next" w:eastAsia="Avenir Next"/>
+                      <w:color w:val="1A1A1A"/>
                       <w:sz w:val="19"/>
                       <w:szCs w:val="19"/>
                     </w:rPr>
-                    <w:t xml:space="preserve">C</w:t>
-                  </w:r>
-                  <w:r>
-                    <w:rPr>
-                      <w:rFonts w:ascii="Avenir Next" w:hAnsi="Avenir Next" w:cs="Avenir Next" w:eastAsia="Avenir Next"/>
-                      <w:color w:val="1A1A1A"/>
-                      <w:sz w:val="19"/>
-                      <w:szCs w:val="19"/>
-                    </w:rPr>
                     <w:tab/>
                   </w:r>
                   <w:r>
                     <w:rPr>
                       <w:rFonts w:ascii="Avenir Next" w:hAnsi="Avenir Next" w:cs="Avenir Next" w:eastAsia="Avenir Next"/>
                       <w:color w:val="1A1A1A"/>
-                      <w:sz w:val="19"/>
+                      <w:sz w:val="22"/>
                       <w:szCs w:val="19"/>
                     </w:rPr>
                     <w:t xml:space="preserve">9</w:t>
@@ -2711,25 +2712,25 @@
                       <w:rFonts w:ascii="Avenir Next" w:hAnsi="Avenir Next" w:cs="Avenir Next" w:eastAsia="Avenir Next"/>
                       <w:b/>
                       <w:color w:val="003A70"/>
+                      <w:sz w:val="22"/>
+                      <w:szCs w:val="19"/>
+                    </w:rPr>
+                    <w:t xml:space="preserve">D</w:t>
+                  </w:r>
+                  <w:r>
+                    <w:rPr>
+                      <w:rFonts w:ascii="Avenir Next" w:hAnsi="Avenir Next" w:cs="Avenir Next" w:eastAsia="Avenir Next"/>
+                      <w:color w:val="1A1A1A"/>
                       <w:sz w:val="19"/>
                       <w:szCs w:val="19"/>
                     </w:rPr>
-                    <w:t xml:space="preserve">D</w:t>
-                  </w:r>
-                  <w:r>
-                    <w:rPr>
-                      <w:rFonts w:ascii="Avenir Next" w:hAnsi="Avenir Next" w:cs="Avenir Next" w:eastAsia="Avenir Next"/>
-                      <w:color w:val="1A1A1A"/>
-                      <w:sz w:val="19"/>
-                      <w:szCs w:val="19"/>
-                    </w:rPr>
                     <w:tab/>
                   </w:r>
                   <w:r>
                     <w:rPr>
                       <w:rFonts w:ascii="Avenir Next" w:hAnsi="Avenir Next" w:cs="Avenir Next" w:eastAsia="Avenir Next"/>
                       <w:color w:val="1A1A1A"/>
-                      <w:sz w:val="19"/>
+                      <w:sz w:val="22"/>
                       <w:szCs w:val="19"/>
                     </w:rPr>
                     <w:t xml:space="preserve">20</w:t>
@@ -2779,7 +2780,7 @@
         <w:rPr>
           <w:rFonts w:ascii="Avenir Next" w:hAnsi="Avenir Next" w:cs="Avenir Next" w:eastAsia="Avenir Next"/>
           <w:color w:val="1A1A1A"/>
-          <w:sz w:val="17"/>
+          <w:sz w:val="22"/>
           <w:szCs w:val="17"/>
         </w:rPr>
         <w:t xml:space="preserve">  I got it</w:t>
@@ -2797,7 +2798,7 @@
         <w:rPr>
           <w:rFonts w:ascii="Avenir Next" w:hAnsi="Avenir Next" w:cs="Avenir Next" w:eastAsia="Avenir Next"/>
           <w:color w:val="1A1A1A"/>
-          <w:sz w:val="17"/>
+          <w:sz w:val="22"/>
           <w:szCs w:val="17"/>
         </w:rPr>
         <w:t xml:space="preserve">  Almost</w:t>
@@ -2815,7 +2816,7 @@
         <w:rPr>
           <w:rFonts w:ascii="Avenir Next" w:hAnsi="Avenir Next" w:cs="Avenir Next" w:eastAsia="Avenir Next"/>
           <w:color w:val="1A1A1A"/>
-          <w:sz w:val="17"/>
+          <w:sz w:val="22"/>
           <w:szCs w:val="17"/>
         </w:rPr>
         <w:t xml:space="preserve">  I need help</w:t>
@@ -2872,7 +2873,7 @@
         <w:rPr>
           <w:rFonts w:ascii="Avenir Next" w:hAnsi="Avenir Next" w:cs="Avenir Next" w:eastAsia="Avenir Next"/>
           <w:color w:val="1A1A1A"/>
-          <w:sz w:val="18"/>
+          <w:sz w:val="22"/>
           <w:szCs w:val="18"/>
         </w:rPr>
         <w:t xml:space="preserve">Name</w:t>
@@ -2957,25 +2958,25 @@
                 <w:rFonts w:ascii="Avenir Next" w:hAnsi="Avenir Next" w:cs="Avenir Next" w:eastAsia="Avenir Next"/>
                 <w:b/>
                 <w:color w:val="1A1A1A"/>
+                <w:sz w:val="22"/>
+                <w:szCs w:val="20"/>
+              </w:rPr>
+              <w:t xml:space="preserve">1.</w:t>
+            </w:r>
+            <w:r>
+              <w:rPr>
+                <w:rFonts w:ascii="Avenir Next" w:hAnsi="Avenir Next" w:cs="Avenir Next" w:eastAsia="Avenir Next"/>
+                <w:color w:val="1A1A1A"/>
                 <w:sz w:val="20"/>
                 <w:szCs w:val="20"/>
               </w:rPr>
-              <w:t xml:space="preserve">1.</w:t>
-            </w:r>
-            <w:r>
-              <w:rPr>
-                <w:rFonts w:ascii="Avenir Next" w:hAnsi="Avenir Next" w:cs="Avenir Next" w:eastAsia="Avenir Next"/>
-                <w:color w:val="1A1A1A"/>
-                <w:sz w:val="20"/>
-                <w:szCs w:val="20"/>
-              </w:rPr>
               <w:tab/>
             </w:r>
             <w:r>
               <w:rPr>
                 <w:rFonts w:ascii="Avenir Next" w:hAnsi="Avenir Next" w:cs="Avenir Next" w:eastAsia="Avenir Next"/>
                 <w:color w:val="1A1A1A"/>
-                <w:sz w:val="20"/>
+                <w:sz w:val="22"/>
                 <w:szCs w:val="20"/>
               </w:rPr>
               <w:t xml:space="preserve">Evaluate when </w:t>
@@ -2985,7 +2986,7 @@
                 <w:rFonts w:ascii="Avenir Next" w:hAnsi="Avenir Next" w:cs="Avenir Next" w:eastAsia="Avenir Next"/>
                 <w:i/>
                 <w:color w:val="1A1A1A"/>
-                <w:sz w:val="20"/>
+                <w:sz w:val="22"/>
                 <w:szCs w:val="20"/>
               </w:rPr>
               <w:t xml:space="preserve">x</w:t>
@@ -2994,7 +2995,7 @@
               <w:rPr>
                 <w:rFonts w:ascii="Avenir Next" w:hAnsi="Avenir Next" w:cs="Avenir Next" w:eastAsia="Avenir Next"/>
                 <w:color w:val="1A1A1A"/>
-                <w:sz w:val="20"/>
+                <w:sz w:val="22"/>
                 <w:szCs w:val="20"/>
               </w:rPr>
               <w:t xml:space="preserve"> = 5.</w:t>
@@ -3049,25 +3050,25 @@
                       <w:rFonts w:ascii="Avenir Next" w:hAnsi="Avenir Next" w:cs="Avenir Next" w:eastAsia="Avenir Next"/>
                       <w:b/>
                       <w:color w:val="003A70"/>
+                      <w:sz w:val="22"/>
+                      <w:szCs w:val="20"/>
+                    </w:rPr>
+                    <w:t xml:space="preserve">a.</w:t>
+                  </w:r>
+                  <w:r>
+                    <w:rPr>
+                      <w:rFonts w:ascii="Avenir Next" w:hAnsi="Avenir Next" w:cs="Avenir Next" w:eastAsia="Avenir Next"/>
+                      <w:color w:val="1A1A1A"/>
                       <w:sz w:val="20"/>
                       <w:szCs w:val="20"/>
                     </w:rPr>
-                    <w:t xml:space="preserve">a.</w:t>
-                  </w:r>
-                  <w:r>
-                    <w:rPr>
-                      <w:rFonts w:ascii="Avenir Next" w:hAnsi="Avenir Next" w:cs="Avenir Next" w:eastAsia="Avenir Next"/>
-                      <w:color w:val="1A1A1A"/>
-                      <w:sz w:val="20"/>
-                      <w:szCs w:val="20"/>
-                    </w:rPr>
                     <w:tab/>
                   </w:r>
                   <w:r>
                     <w:rPr>
                       <w:rFonts w:ascii="Avenir Next" w:hAnsi="Avenir Next" w:cs="Avenir Next" w:eastAsia="Avenir Next"/>
                       <w:color w:val="1A1A1A"/>
-                      <w:sz w:val="20"/>
+                      <w:sz w:val="22"/>
                       <w:szCs w:val="20"/>
                     </w:rPr>
                     <w:t xml:space="preserve">4</w:t>
@@ -3077,7 +3078,7 @@
                       <w:rFonts w:ascii="Avenir Next" w:hAnsi="Avenir Next" w:cs="Avenir Next" w:eastAsia="Avenir Next"/>
                       <w:i/>
                       <w:color w:val="1A1A1A"/>
-                      <w:sz w:val="20"/>
+                      <w:sz w:val="22"/>
                       <w:szCs w:val="20"/>
                     </w:rPr>
                     <w:t xml:space="preserve">x</w:t>
@@ -3086,7 +3087,7 @@
                     <w:rPr>
                       <w:rFonts w:ascii="Avenir Next" w:hAnsi="Avenir Next" w:cs="Avenir Next" w:eastAsia="Avenir Next"/>
                       <w:color w:val="1A1A1A"/>
-                      <w:sz w:val="20"/>
+                      <w:sz w:val="22"/>
                       <w:szCs w:val="20"/>
                     </w:rPr>
                     <w:t xml:space="preserve"> − 3 =</w:t>
@@ -3130,18 +3131,18 @@
                       <w:rFonts w:ascii="Avenir Next" w:hAnsi="Avenir Next" w:cs="Avenir Next" w:eastAsia="Avenir Next"/>
                       <w:b/>
                       <w:color w:val="003A70"/>
+                      <w:sz w:val="22"/>
+                      <w:szCs w:val="20"/>
+                    </w:rPr>
+                    <w:t xml:space="preserve">b.</w:t>
+                  </w:r>
+                  <w:r>
+                    <w:rPr>
+                      <w:rFonts w:ascii="Avenir Next" w:hAnsi="Avenir Next" w:cs="Avenir Next" w:eastAsia="Avenir Next"/>
+                      <w:color w:val="1A1A1A"/>
                       <w:sz w:val="20"/>
                       <w:szCs w:val="20"/>
                     </w:rPr>
-                    <w:t xml:space="preserve">b.</w:t>
-                  </w:r>
-                  <w:r>
-                    <w:rPr>
-                      <w:rFonts w:ascii="Avenir Next" w:hAnsi="Avenir Next" w:cs="Avenir Next" w:eastAsia="Avenir Next"/>
-                      <w:color w:val="1A1A1A"/>
-                      <w:sz w:val="20"/>
-                      <w:szCs w:val="20"/>
-                    </w:rPr>
                     <w:tab/>
                   </w:r>
                   <w:r>
@@ -3149,7 +3150,7 @@
                       <w:rFonts w:ascii="Avenir Next" w:hAnsi="Avenir Next" w:cs="Avenir Next" w:eastAsia="Avenir Next"/>
                       <w:i/>
                       <w:color w:val="1A1A1A"/>
-                      <w:sz w:val="20"/>
+                      <w:sz w:val="22"/>
                       <w:szCs w:val="20"/>
                     </w:rPr>
                     <w:t xml:space="preserve">x</w:t>
@@ -3158,7 +3159,7 @@
                     <w:rPr>
                       <w:rFonts w:ascii="Avenir Next" w:hAnsi="Avenir Next" w:cs="Avenir Next" w:eastAsia="Avenir Next"/>
                       <w:color w:val="1A1A1A"/>
-                      <w:sz w:val="20"/>
+                      <w:sz w:val="22"/>
                       <w:szCs w:val="20"/>
                       <w:vertAlign w:val="superscript"/>
                     </w:rPr>
@@ -3168,7 +3169,7 @@
                     <w:rPr>
                       <w:rFonts w:ascii="Avenir Next" w:hAnsi="Avenir Next" w:cs="Avenir Next" w:eastAsia="Avenir Next"/>
                       <w:color w:val="1A1A1A"/>
-                      <w:sz w:val="20"/>
+                      <w:sz w:val="22"/>
                       <w:szCs w:val="20"/>
                     </w:rPr>
                     <w:t xml:space="preserve"> + 1 =</w:t>
@@ -3261,25 +3262,25 @@
                 <w:rFonts w:ascii="Avenir Next" w:hAnsi="Avenir Next" w:cs="Avenir Next" w:eastAsia="Avenir Next"/>
                 <w:b/>
                 <w:color w:val="1A1A1A"/>
+                <w:sz w:val="22"/>
+                <w:szCs w:val="20"/>
+              </w:rPr>
+              <w:t xml:space="preserve">2.</w:t>
+            </w:r>
+            <w:r>
+              <w:rPr>
+                <w:rFonts w:ascii="Avenir Next" w:hAnsi="Avenir Next" w:cs="Avenir Next" w:eastAsia="Avenir Next"/>
+                <w:color w:val="1A1A1A"/>
                 <w:sz w:val="20"/>
                 <w:szCs w:val="20"/>
               </w:rPr>
-              <w:t xml:space="preserve">2.</w:t>
-            </w:r>
-            <w:r>
-              <w:rPr>
-                <w:rFonts w:ascii="Avenir Next" w:hAnsi="Avenir Next" w:cs="Avenir Next" w:eastAsia="Avenir Next"/>
-                <w:color w:val="1A1A1A"/>
-                <w:sz w:val="20"/>
-                <w:szCs w:val="20"/>
-              </w:rPr>
               <w:tab/>
             </w:r>
             <w:r>
               <w:rPr>
                 <w:rFonts w:ascii="Avenir Next" w:hAnsi="Avenir Next" w:cs="Avenir Next" w:eastAsia="Avenir Next"/>
                 <w:color w:val="1A1A1A"/>
-                <w:sz w:val="20"/>
+                <w:sz w:val="22"/>
                 <w:szCs w:val="20"/>
               </w:rPr>
               <w:t xml:space="preserve">The expression 30 − 4</w:t>
@@ -3289,7 +3290,7 @@
                 <w:rFonts w:ascii="Avenir Next" w:hAnsi="Avenir Next" w:cs="Avenir Next" w:eastAsia="Avenir Next"/>
                 <w:i/>
                 <w:color w:val="1A1A1A"/>
-                <w:sz w:val="20"/>
+                <w:sz w:val="22"/>
                 <w:szCs w:val="20"/>
               </w:rPr>
               <w:t xml:space="preserve">d</w:t>
@@ -3298,7 +3299,7 @@
               <w:rPr>
                 <w:rFonts w:ascii="Avenir Next" w:hAnsi="Avenir Next" w:cs="Avenir Next" w:eastAsia="Avenir Next"/>
                 <w:color w:val="1A1A1A"/>
-                <w:sz w:val="20"/>
+                <w:sz w:val="22"/>
                 <w:szCs w:val="20"/>
               </w:rPr>
               <w:t xml:space="preserve"> gives the liters left in a tank after </w:t>
@@ -3308,7 +3309,7 @@
                 <w:rFonts w:ascii="Avenir Next" w:hAnsi="Avenir Next" w:cs="Avenir Next" w:eastAsia="Avenir Next"/>
                 <w:i/>
                 <w:color w:val="1A1A1A"/>
-                <w:sz w:val="20"/>
+                <w:sz w:val="22"/>
                 <w:szCs w:val="20"/>
               </w:rPr>
               <w:t xml:space="preserve">d</w:t>
@@ -3317,7 +3318,7 @@
               <w:rPr>
                 <w:rFonts w:ascii="Avenir Next" w:hAnsi="Avenir Next" w:cs="Avenir Next" w:eastAsia="Avenir Next"/>
                 <w:color w:val="1A1A1A"/>
-                <w:sz w:val="20"/>
+                <w:sz w:val="22"/>
                 <w:szCs w:val="20"/>
               </w:rPr>
               <w:t xml:space="preserve"> days. Find the liters left after 6 days.</w:t>
@@ -3394,25 +3395,25 @@
                 <w:rFonts w:ascii="Avenir Next" w:hAnsi="Avenir Next" w:cs="Avenir Next" w:eastAsia="Avenir Next"/>
                 <w:b/>
                 <w:color w:val="1A1A1A"/>
+                <w:sz w:val="22"/>
+                <w:szCs w:val="18"/>
+              </w:rPr>
+              <w:t xml:space="preserve">Answer</w:t>
+            </w:r>
+            <w:r>
+              <w:rPr>
+                <w:rFonts w:ascii="Avenir Next" w:hAnsi="Avenir Next" w:cs="Avenir Next" w:eastAsia="Avenir Next"/>
+                <w:color w:val="1A1A1A"/>
                 <w:sz w:val="18"/>
                 <w:szCs w:val="18"/>
               </w:rPr>
-              <w:t xml:space="preserve">Answer</w:t>
-            </w:r>
-            <w:r>
-              <w:rPr>
-                <w:rFonts w:ascii="Avenir Next" w:hAnsi="Avenir Next" w:cs="Avenir Next" w:eastAsia="Avenir Next"/>
-                <w:color w:val="1A1A1A"/>
-                <w:sz w:val="18"/>
-                <w:szCs w:val="18"/>
-              </w:rPr>
               <w:tab/>
             </w:r>
             <w:r>
               <w:rPr>
                 <w:rFonts w:ascii="Avenir Next" w:hAnsi="Avenir Next" w:cs="Avenir Next" w:eastAsia="Avenir Next"/>
                 <w:color w:val="1A1A1A"/>
-                <w:sz w:val="18"/>
+                <w:sz w:val="22"/>
                 <w:szCs w:val="18"/>
               </w:rPr>
               <w:t xml:space="preserve">  L</w:t>
@@ -3478,25 +3479,25 @@
                 <w:rFonts w:ascii="Avenir Next" w:hAnsi="Avenir Next" w:cs="Avenir Next" w:eastAsia="Avenir Next"/>
                 <w:b/>
                 <w:color w:val="1A1A1A"/>
+                <w:sz w:val="22"/>
+                <w:szCs w:val="20"/>
+              </w:rPr>
+              <w:t xml:space="preserve">3.</w:t>
+            </w:r>
+            <w:r>
+              <w:rPr>
+                <w:rFonts w:ascii="Avenir Next" w:hAnsi="Avenir Next" w:cs="Avenir Next" w:eastAsia="Avenir Next"/>
+                <w:color w:val="1A1A1A"/>
                 <w:sz w:val="20"/>
                 <w:szCs w:val="20"/>
               </w:rPr>
-              <w:t xml:space="preserve">3.</w:t>
-            </w:r>
-            <w:r>
-              <w:rPr>
-                <w:rFonts w:ascii="Avenir Next" w:hAnsi="Avenir Next" w:cs="Avenir Next" w:eastAsia="Avenir Next"/>
-                <w:color w:val="1A1A1A"/>
-                <w:sz w:val="20"/>
-                <w:szCs w:val="20"/>
-              </w:rPr>
               <w:tab/>
             </w:r>
             <w:r>
               <w:rPr>
                 <w:rFonts w:ascii="Avenir Next" w:hAnsi="Avenir Next" w:cs="Avenir Next" w:eastAsia="Avenir Next"/>
                 <w:color w:val="1A1A1A"/>
-                <w:sz w:val="20"/>
+                <w:sz w:val="22"/>
                 <w:szCs w:val="20"/>
               </w:rPr>
               <w:t xml:space="preserve">What is the value of 3</w:t>
@@ -3506,7 +3507,7 @@
                 <w:rFonts w:ascii="Avenir Next" w:hAnsi="Avenir Next" w:cs="Avenir Next" w:eastAsia="Avenir Next"/>
                 <w:i/>
                 <w:color w:val="1A1A1A"/>
-                <w:sz w:val="20"/>
+                <w:sz w:val="22"/>
                 <w:szCs w:val="20"/>
               </w:rPr>
               <w:t xml:space="preserve">n</w:t>
@@ -3515,7 +3516,7 @@
               <w:rPr>
                 <w:rFonts w:ascii="Avenir Next" w:hAnsi="Avenir Next" w:cs="Avenir Next" w:eastAsia="Avenir Next"/>
                 <w:color w:val="1A1A1A"/>
-                <w:sz w:val="20"/>
+                <w:sz w:val="22"/>
                 <w:szCs w:val="20"/>
               </w:rPr>
               <w:t xml:space="preserve"> + 2 when </w:t>
@@ -3525,7 +3526,7 @@
                 <w:rFonts w:ascii="Avenir Next" w:hAnsi="Avenir Next" w:cs="Avenir Next" w:eastAsia="Avenir Next"/>
                 <w:i/>
                 <w:color w:val="1A1A1A"/>
-                <w:sz w:val="20"/>
+                <w:sz w:val="22"/>
                 <w:szCs w:val="20"/>
               </w:rPr>
               <w:t xml:space="preserve">n</w:t>
@@ -3534,7 +3535,7 @@
               <w:rPr>
                 <w:rFonts w:ascii="Avenir Next" w:hAnsi="Avenir Next" w:cs="Avenir Next" w:eastAsia="Avenir Next"/>
                 <w:color w:val="1A1A1A"/>
-                <w:sz w:val="20"/>
+                <w:sz w:val="22"/>
                 <w:szCs w:val="20"/>
               </w:rPr>
               <w:t xml:space="preserve"> = 4?</w:t>
@@ -3590,25 +3591,25 @@
                       <w:rFonts w:ascii="Avenir Next" w:hAnsi="Avenir Next" w:cs="Avenir Next" w:eastAsia="Avenir Next"/>
                       <w:b/>
                       <w:color w:val="003A70"/>
+                      <w:sz w:val="22"/>
+                      <w:szCs w:val="19"/>
+                    </w:rPr>
+                    <w:t xml:space="preserve">A</w:t>
+                  </w:r>
+                  <w:r>
+                    <w:rPr>
+                      <w:rFonts w:ascii="Avenir Next" w:hAnsi="Avenir Next" w:cs="Avenir Next" w:eastAsia="Avenir Next"/>
+                      <w:color w:val="1A1A1A"/>
                       <w:sz w:val="19"/>
                       <w:szCs w:val="19"/>
                     </w:rPr>
-                    <w:t xml:space="preserve">A</w:t>
-                  </w:r>
-                  <w:r>
-                    <w:rPr>
-                      <w:rFonts w:ascii="Avenir Next" w:hAnsi="Avenir Next" w:cs="Avenir Next" w:eastAsia="Avenir Next"/>
-                      <w:color w:val="1A1A1A"/>
-                      <w:sz w:val="19"/>
-                      <w:szCs w:val="19"/>
-                    </w:rPr>
                     <w:tab/>
                   </w:r>
                   <w:r>
                     <w:rPr>
                       <w:rFonts w:ascii="Avenir Next" w:hAnsi="Avenir Next" w:cs="Avenir Next" w:eastAsia="Avenir Next"/>
                       <w:color w:val="1A1A1A"/>
-                      <w:sz w:val="19"/>
+                      <w:sz w:val="22"/>
                       <w:szCs w:val="19"/>
                     </w:rPr>
                     <w:t xml:space="preserve">14</w:t>
@@ -3633,25 +3634,25 @@
                       <w:rFonts w:ascii="Avenir Next" w:hAnsi="Avenir Next" w:cs="Avenir Next" w:eastAsia="Avenir Next"/>
                       <w:b/>
                       <w:color w:val="003A70"/>
+                      <w:sz w:val="22"/>
+                      <w:szCs w:val="19"/>
+                    </w:rPr>
+                    <w:t xml:space="preserve">B</w:t>
+                  </w:r>
+                  <w:r>
+                    <w:rPr>
+                      <w:rFonts w:ascii="Avenir Next" w:hAnsi="Avenir Next" w:cs="Avenir Next" w:eastAsia="Avenir Next"/>
+                      <w:color w:val="1A1A1A"/>
                       <w:sz w:val="19"/>
                       <w:szCs w:val="19"/>
                     </w:rPr>
-                    <w:t xml:space="preserve">B</w:t>
-                  </w:r>
-                  <w:r>
-                    <w:rPr>
-                      <w:rFonts w:ascii="Avenir Next" w:hAnsi="Avenir Next" w:cs="Avenir Next" w:eastAsia="Avenir Next"/>
-                      <w:color w:val="1A1A1A"/>
-                      <w:sz w:val="19"/>
-                      <w:szCs w:val="19"/>
-                    </w:rPr>
                     <w:tab/>
                   </w:r>
                   <w:r>
                     <w:rPr>
                       <w:rFonts w:ascii="Avenir Next" w:hAnsi="Avenir Next" w:cs="Avenir Next" w:eastAsia="Avenir Next"/>
                       <w:color w:val="1A1A1A"/>
-                      <w:sz w:val="19"/>
+                      <w:sz w:val="22"/>
                       <w:szCs w:val="19"/>
                     </w:rPr>
                     <w:t xml:space="preserve">34</w:t>
@@ -3676,25 +3677,25 @@
                       <w:rFonts w:ascii="Avenir Next" w:hAnsi="Avenir Next" w:cs="Avenir Next" w:eastAsia="Avenir Next"/>
                       <w:b/>
                       <w:color w:val="003A70"/>
+                      <w:sz w:val="22"/>
+                      <w:szCs w:val="19"/>
+                    </w:rPr>
+                    <w:t xml:space="preserve">C</w:t>
+                  </w:r>
+                  <w:r>
+                    <w:rPr>
+                      <w:rFonts w:ascii="Avenir Next" w:hAnsi="Avenir Next" w:cs="Avenir Next" w:eastAsia="Avenir Next"/>
+                      <w:color w:val="1A1A1A"/>
                       <w:sz w:val="19"/>
                       <w:szCs w:val="19"/>
                     </w:rPr>
-                    <w:t xml:space="preserve">C</w:t>
-                  </w:r>
-                  <w:r>
-                    <w:rPr>
-                      <w:rFonts w:ascii="Avenir Next" w:hAnsi="Avenir Next" w:cs="Avenir Next" w:eastAsia="Avenir Next"/>
-                      <w:color w:val="1A1A1A"/>
-                      <w:sz w:val="19"/>
-                      <w:szCs w:val="19"/>
-                    </w:rPr>
                     <w:tab/>
                   </w:r>
                   <w:r>
                     <w:rPr>
                       <w:rFonts w:ascii="Avenir Next" w:hAnsi="Avenir Next" w:cs="Avenir Next" w:eastAsia="Avenir Next"/>
                       <w:color w:val="1A1A1A"/>
-                      <w:sz w:val="19"/>
+                      <w:sz w:val="22"/>
                       <w:szCs w:val="19"/>
                     </w:rPr>
                     <w:t xml:space="preserve">9</w:t>
@@ -3719,25 +3720,25 @@
                       <w:rFonts w:ascii="Avenir Next" w:hAnsi="Avenir Next" w:cs="Avenir Next" w:eastAsia="Avenir Next"/>
                       <w:b/>
                       <w:color w:val="003A70"/>
+                      <w:sz w:val="22"/>
+                      <w:szCs w:val="19"/>
+                    </w:rPr>
+                    <w:t xml:space="preserve">D</w:t>
+                  </w:r>
+                  <w:r>
+                    <w:rPr>
+                      <w:rFonts w:ascii="Avenir Next" w:hAnsi="Avenir Next" w:cs="Avenir Next" w:eastAsia="Avenir Next"/>
+                      <w:color w:val="1A1A1A"/>
                       <w:sz w:val="19"/>
                       <w:szCs w:val="19"/>
                     </w:rPr>
-                    <w:t xml:space="preserve">D</w:t>
-                  </w:r>
-                  <w:r>
-                    <w:rPr>
-                      <w:rFonts w:ascii="Avenir Next" w:hAnsi="Avenir Next" w:cs="Avenir Next" w:eastAsia="Avenir Next"/>
-                      <w:color w:val="1A1A1A"/>
-                      <w:sz w:val="19"/>
-                      <w:szCs w:val="19"/>
-                    </w:rPr>
                     <w:tab/>
                   </w:r>
                   <w:r>
                     <w:rPr>
                       <w:rFonts w:ascii="Avenir Next" w:hAnsi="Avenir Next" w:cs="Avenir Next" w:eastAsia="Avenir Next"/>
                       <w:color w:val="1A1A1A"/>
-                      <w:sz w:val="19"/>
+                      <w:sz w:val="22"/>
                       <w:szCs w:val="19"/>
                     </w:rPr>
                     <w:t xml:space="preserve">20</w:t>
@@ -3787,7 +3788,7 @@
         <w:rPr>
           <w:rFonts w:ascii="Avenir Next" w:hAnsi="Avenir Next" w:cs="Avenir Next" w:eastAsia="Avenir Next"/>
           <w:color w:val="1A1A1A"/>
-          <w:sz w:val="17"/>
+          <w:sz w:val="22"/>
           <w:szCs w:val="17"/>
         </w:rPr>
         <w:t xml:space="preserve">  I got it</w:t>
@@ -3805,7 +3806,7 @@
         <w:rPr>
           <w:rFonts w:ascii="Avenir Next" w:hAnsi="Avenir Next" w:cs="Avenir Next" w:eastAsia="Avenir Next"/>
           <w:color w:val="1A1A1A"/>
-          <w:sz w:val="17"/>
+          <w:sz w:val="22"/>
           <w:szCs w:val="17"/>
         </w:rPr>
         <w:t xml:space="preserve">  Almost</w:t>
@@ -3823,7 +3824,7 @@
         <w:rPr>
           <w:rFonts w:ascii="Avenir Next" w:hAnsi="Avenir Next" w:cs="Avenir Next" w:eastAsia="Avenir Next"/>
           <w:color w:val="1A1A1A"/>
-          <w:sz w:val="17"/>
+          <w:sz w:val="22"/>
           <w:szCs w:val="17"/>
         </w:rPr>
         <w:t xml:space="preserve">  I need help</w:t>
@@ -3917,7 +3918,106 @@
               <w:sz w:val="15"/>
               <w:szCs w:val="15"/>
             </w:rPr>
-            <w:t xml:space="preserve">Lesson 6-5  ·  Exit Tickets  ·  two per page</w:t>
+            <w:t xml:space="preserve">6-5 · Page </w:t>
+          </w:r>
+          <w:r>
+            <w:rPr>
+              <w:rFonts w:ascii="Avenir Next" w:hAnsi="Avenir Next" w:cs="Avenir Next" w:eastAsia="Avenir Next"/>
+              <w:color w:val="5A5F66"/>
+              <w:sz w:val="15"/>
+              <w:szCs w:val="15"/>
+            </w:rPr>
+            <w:fldChar w:fldCharType="begin"/>
+          </w:r>
+          <w:r>
+            <w:rPr>
+              <w:rFonts w:ascii="Avenir Next" w:hAnsi="Avenir Next" w:cs="Avenir Next" w:eastAsia="Avenir Next"/>
+              <w:color w:val="5A5F66"/>
+              <w:sz w:val="15"/>
+              <w:szCs w:val="15"/>
+            </w:rPr>
+            <w:instrText xml:space="preserve"> PAGE </w:instrText>
+          </w:r>
+          <w:r>
+            <w:rPr>
+              <w:rFonts w:ascii="Avenir Next" w:hAnsi="Avenir Next" w:cs="Avenir Next" w:eastAsia="Avenir Next"/>
+              <w:color w:val="5A5F66"/>
+              <w:sz w:val="15"/>
+              <w:szCs w:val="15"/>
+            </w:rPr>
+            <w:fldChar w:fldCharType="separate"/>
+          </w:r>
+          <w:r>
+            <w:rPr>
+              <w:rFonts w:ascii="Avenir Next" w:hAnsi="Avenir Next" w:cs="Avenir Next" w:eastAsia="Avenir Next"/>
+              <w:color w:val="5A5F66"/>
+              <w:sz w:val="15"/>
+              <w:szCs w:val="15"/>
+            </w:rPr>
+            <w:t xml:space="preserve">1</w:t>
+          </w:r>
+          <w:r>
+            <w:rPr>
+              <w:rFonts w:ascii="Avenir Next" w:hAnsi="Avenir Next" w:cs="Avenir Next" w:eastAsia="Avenir Next"/>
+              <w:color w:val="5A5F66"/>
+              <w:sz w:val="15"/>
+              <w:szCs w:val="15"/>
+            </w:rPr>
+            <w:fldChar w:fldCharType="end"/>
+          </w:r>
+          <w:r>
+            <w:rPr>
+              <w:rFonts w:ascii="Avenir Next" w:hAnsi="Avenir Next" w:cs="Avenir Next" w:eastAsia="Avenir Next"/>
+              <w:color w:val="5A5F66"/>
+              <w:sz w:val="15"/>
+              <w:szCs w:val="15"/>
+            </w:rPr>
+            <w:t xml:space="preserve"> of </w:t>
+          </w:r>
+          <w:r>
+            <w:rPr>
+              <w:rFonts w:ascii="Avenir Next" w:hAnsi="Avenir Next" w:cs="Avenir Next" w:eastAsia="Avenir Next"/>
+              <w:color w:val="5A5F66"/>
+              <w:sz w:val="15"/>
+              <w:szCs w:val="15"/>
+            </w:rPr>
+            <w:fldChar w:fldCharType="begin"/>
+          </w:r>
+          <w:r>
+            <w:rPr>
+              <w:rFonts w:ascii="Avenir Next" w:hAnsi="Avenir Next" w:cs="Avenir Next" w:eastAsia="Avenir Next"/>
+              <w:color w:val="5A5F66"/>
+              <w:sz w:val="15"/>
+              <w:szCs w:val="15"/>
+            </w:rPr>
+            <w:instrText xml:space="preserve"> NUMPAGES </w:instrText>
+          </w:r>
+          <w:r>
+            <w:rPr>
+              <w:rFonts w:ascii="Avenir Next" w:hAnsi="Avenir Next" w:cs="Avenir Next" w:eastAsia="Avenir Next"/>
+              <w:color w:val="5A5F66"/>
+              <w:sz w:val="15"/>
+              <w:szCs w:val="15"/>
+            </w:rPr>
+            <w:fldChar w:fldCharType="separate"/>
+          </w:r>
+          <w:r>
+            <w:rPr>
+              <w:rFonts w:ascii="Avenir Next" w:hAnsi="Avenir Next" w:cs="Avenir Next" w:eastAsia="Avenir Next"/>
+              <w:color w:val="5A5F66"/>
+              <w:sz w:val="15"/>
+              <w:szCs w:val="15"/>
+            </w:rPr>
+            <w:t xml:space="preserve">1</w:t>
+          </w:r>
+          <w:r>
+            <w:rPr>
+              <w:rFonts w:ascii="Avenir Next" w:hAnsi="Avenir Next" w:cs="Avenir Next" w:eastAsia="Avenir Next"/>
+              <w:color w:val="5A5F66"/>
+              <w:sz w:val="15"/>
+              <w:szCs w:val="15"/>
+            </w:rPr>
+            <w:fldChar w:fldCharType="end"/>
           </w:r>
         </w:p>
       </w:tc>
@@ -3960,5 +4060,23 @@
       </w:tblCellMar>
     </w:tblPr>
   </w:style>
+  <w:style w:type="paragraph" w:styleId="Heading1">
+    <w:name w:val="heading 1"/>
+    <w:basedOn w:val="Normal"/>
+    <w:pPr>
+      <w:outlineLvl w:val="0"/>
+      <w:keepNext w:val="0"/>
+      <w:keepLines w:val="0"/>
+    </w:pPr>
+  </w:style>
+  <w:style w:type="paragraph" w:styleId="Heading2">
+    <w:name w:val="heading 2"/>
+    <w:basedOn w:val="Normal"/>
+    <w:pPr>
+      <w:outlineLvl w:val="1"/>
+      <w:keepNext w:val="0"/>
+      <w:keepLines w:val="0"/>
+    </w:pPr>
+  </w:style>
 </w:styles>
 </file>